--- a/public/resume/cover-letter-quant.docx
+++ b/public/resume/cover-letter-quant.docx
@@ -33,7 +33,7 @@
         </w:rPr>
         <w:t xml:space="preserve">✉ </w:t>
       </w:r>
-      <w:hyperlink w:history="1" r:id="rIdfaxlf81a97dbualrtjhwp">
+      <w:hyperlink w:history="1" r:id="rIdlnlmvblogkhqus53ih7gu">
         <w:r>
           <w:rPr>
             <w:rFonts w:ascii="Calibri" w:cs="Calibri" w:eastAsia="Calibri" w:hAnsi="Calibri"/>
@@ -63,7 +63,7 @@
         </w:rPr>
         <w:t xml:space="preserve">• </w:t>
       </w:r>
-      <w:hyperlink w:history="1" r:id="rIdc2xtwrkp59uuimvzgby0e">
+      <w:hyperlink w:history="1" r:id="rIdrvamwsk8hymago2g8mwne">
         <w:r>
           <w:rPr>
             <w:rFonts w:ascii="Calibri" w:cs="Calibri" w:eastAsia="Calibri" w:hAnsi="Calibri"/>
@@ -93,7 +93,7 @@
         </w:rPr>
         <w:t xml:space="preserve">⁠in </w:t>
       </w:r>
-      <w:hyperlink w:history="1" r:id="rIdh64eksoducbjpamob3b7g">
+      <w:hyperlink w:history="1" r:id="rIdonutib9qxl-_ghot66jtk">
         <w:r>
           <w:rPr>
             <w:rFonts w:ascii="Calibri" w:cs="Calibri" w:eastAsia="Calibri" w:hAnsi="Calibri"/>
@@ -123,7 +123,7 @@
         </w:rPr>
         <w:t xml:space="preserve">◔ </w:t>
       </w:r>
-      <w:hyperlink w:history="1" r:id="rIdziemssou7vsq-i2k7etmp">
+      <w:hyperlink w:history="1" r:id="rIdv9yy4ex-nvdiqdpamwkto">
         <w:r>
           <w:rPr>
             <w:rFonts w:ascii="Calibri" w:cs="Calibri" w:eastAsia="Calibri" w:hAnsi="Calibri"/>

--- a/public/resume/cover-letter-quant.docx
+++ b/public/resume/cover-letter-quant.docx
@@ -33,7 +33,7 @@
         </w:rPr>
         <w:t xml:space="preserve">✉ </w:t>
       </w:r>
-      <w:hyperlink w:history="1" r:id="rIdlnlmvblogkhqus53ih7gu">
+      <w:hyperlink w:history="1" r:id="rIda7tid9bepob5lkjogkuva">
         <w:r>
           <w:rPr>
             <w:rFonts w:ascii="Calibri" w:cs="Calibri" w:eastAsia="Calibri" w:hAnsi="Calibri"/>
@@ -63,7 +63,7 @@
         </w:rPr>
         <w:t xml:space="preserve">• </w:t>
       </w:r>
-      <w:hyperlink w:history="1" r:id="rIdrvamwsk8hymago2g8mwne">
+      <w:hyperlink w:history="1" r:id="rIdhfjjkx8cdyqx0v6cmu3st">
         <w:r>
           <w:rPr>
             <w:rFonts w:ascii="Calibri" w:cs="Calibri" w:eastAsia="Calibri" w:hAnsi="Calibri"/>
@@ -93,7 +93,7 @@
         </w:rPr>
         <w:t xml:space="preserve">⁠in </w:t>
       </w:r>
-      <w:hyperlink w:history="1" r:id="rIdonutib9qxl-_ghot66jtk">
+      <w:hyperlink w:history="1" r:id="rIdi06gzmh9jqiwhb7kpn5zx">
         <w:r>
           <w:rPr>
             <w:rFonts w:ascii="Calibri" w:cs="Calibri" w:eastAsia="Calibri" w:hAnsi="Calibri"/>
@@ -123,7 +123,7 @@
         </w:rPr>
         <w:t xml:space="preserve">◔ </w:t>
       </w:r>
-      <w:hyperlink w:history="1" r:id="rIdv9yy4ex-nvdiqdpamwkto">
+      <w:hyperlink w:history="1" r:id="rIdly9jihb8ogiwj9_e3b_lx">
         <w:r>
           <w:rPr>
             <w:rFonts w:ascii="Calibri" w:cs="Calibri" w:eastAsia="Calibri" w:hAnsi="Calibri"/>
